--- a/docs/AlwaysReady-FAQ.docx
+++ b/docs/AlwaysReady-FAQ.docx
@@ -1705,7 +1705,7 @@
           <w:sz w:val="20"/>
           <w:szCs w:val="20"/>
         </w:rPr>
-        <w:t xml:space="preserve">A: AlwaysReady currently supports the following sub-specialisms: Learning Disabilities, Mental Health, End of Life Care, Acquired Brain Injury (ABI), Physical Disabilities, Bariatric Care, Sensory Impairment, and Epilepsy. Sub-specialisms can be selected at sign-up or updated in your account settings.</w:t>
+        <w:t xml:space="preserve">A: AlwaysReady currently supports the following sub-specialisms: Dementia Care, Learning Disabilities, Mental Health, End of Life Care, Acquired Brain Injury (ABI), Physical Disabilities, Bariatric Care, Sensory Impairment, Epilepsy, and Autism. Sub-specialisms can be selected at sign-up or updated in your account settings.</w:t>
       </w:r>
     </w:p>
     <w:p>

--- a/docs/AlwaysReady-FAQ.docx
+++ b/docs/AlwaysReady-FAQ.docx
@@ -2505,7 +2505,7 @@
           <w:sz w:val="20"/>
           <w:szCs w:val="20"/>
         </w:rPr>
-        <w:t xml:space="preserve">A: You can update your payment details at any time in the Account section of your dashboard.</w:t>
+        <w:t xml:space="preserve">A: Payment details are managed securely by our payment provider, Stripe. AlwaysReady does not hold any card or financial data. To update your billing details, please contact support@alwaysready.uk and we will send you a secure link.</w:t>
       </w:r>
     </w:p>
     <w:p>
@@ -2533,7 +2533,7 @@
           <w:sz w:val="20"/>
           <w:szCs w:val="20"/>
         </w:rPr>
-        <w:t xml:space="preserve">A: If a payment fails, you will be notified by email. You can update your payment details in the Account section. If the payment cannot be collected, access to the platform may be suspended until the issue is resolved.</w:t>
+        <w:t xml:space="preserve">A: If a payment fails, you will be notified by email. To resolve it, please contact us at support@alwaysready.uk and we will help you update your billing details via our payment provider. If the payment cannot be collected, access to the platform may be suspended until the issue is resolved.</w:t>
       </w:r>
     </w:p>
     <w:p>

--- a/docs/AlwaysReady-FAQ.docx
+++ b/docs/AlwaysReady-FAQ.docx
@@ -2505,7 +2505,7 @@
           <w:sz w:val="20"/>
           <w:szCs w:val="20"/>
         </w:rPr>
-        <w:t xml:space="preserve">A: Payment details are managed securely by our payment provider, Stripe. AlwaysReady does not hold any card or financial data. To update your billing details, please contact support@alwaysready.uk and we will send you a secure link.</w:t>
+        <w:t xml:space="preserve">A: Go to Account &gt; Billing and click "Manage subscription". This opens the Stripe billing portal, where you can update your payment method, view invoices, and manage your subscription. AlwaysReady does not hold any card or financial data — everything is handled securely by Stripe.</w:t>
       </w:r>
     </w:p>
     <w:p>
@@ -2533,7 +2533,7 @@
           <w:sz w:val="20"/>
           <w:szCs w:val="20"/>
         </w:rPr>
-        <w:t xml:space="preserve">A: If a payment fails, you will be notified by email. To resolve it, please contact us at support@alwaysready.uk and we will help you update your billing details via our payment provider. If the payment cannot be collected, access to the platform may be suspended until the issue is resolved.</w:t>
+        <w:t xml:space="preserve">A: If a payment fails, you will be notified by email. Go to Account &gt; Billing and click "Manage subscription" to update your payment method via the Stripe billing portal. If the payment cannot be collected, access to the platform may be suspended until the issue is resolved.</w:t>
       </w:r>
     </w:p>
     <w:p>

--- a/docs/AlwaysReady-FAQ.docx
+++ b/docs/AlwaysReady-FAQ.docx
@@ -770,7 +770,7 @@
         <w:spacing w:after="160"/>
       </w:pPr>
       <w:r>
-        <w:t>There is no storage limit — you can upload as many documents as you need. Each file must be 10 MB or less. We recommend keeping the latest version of each document and regularly downloading outdated versions.</w:t>
+        <w:t>Each file must be 10 MB or less. You can upload as many files as you need — there is no limit imposed on your account.</w:t>
       </w:r>
     </w:p>
     <w:p>
